--- a/Project_Synthesis_AI_Music_Therapy_SUD.docx
+++ b/Project_Synthesis_AI_Music_Therapy_SUD.docx
@@ -951,7 +951,7 @@
         <w:spacing w:after="160" w:line="288"/>
       </w:pPr>
       <w:r>
-        <w:t>The scoping and framing phase is complete: the design, synthesis approach, and population scope are locked; the research questions are finalised; and the protocol skeleton (SUD_Protocol_Skeleton.docx) is ready for supervisor sign-off. Citation verification is complete: all eight key orienting citations, including Silverman et al. (2023), which anchors the craving-cue paradox, Ghetti et al. (2022), and Moniz-Lewis et al. (2025), have been confirmed against primary/publisher records (DOIs verified) as of 19 August 2026. The immediate open task is presenting the protocol skeleton to the supervisor for sign-off.</w:t>
+        <w:t>The scoping and framing phase is complete: the design, synthesis approach, and population scope are locked; the research questions are finalised; the protocol skeleton (SUD_Protocol_Skeleton.docx) is ready for supervisor sign-off; and all eight key orienting citations, including Silverman et al. (2023), which anchors the craving-cue paradox, Ghetti et al. (2022), and Moniz-Lewis et al. (2025), have been verified against primary/publisher records. Phase 2 (search strategy and eligibility criteria), Phase 3 (PRISMA-ScR flow diagram template), and Phase 4 (pillar-keyed evidence extraction matrix) have also been drafted ahead of sign-off, so they are ready the moment the supervisor approves the protocol. The immediate open task remains presenting the protocol skeleton and search strategy to the supervisor for sign-off — the sole gate to running the actual literature search.</w:t>
       </w:r>
     </w:p>
     <w:p>
@@ -1079,14 +1079,14 @@
         <w:spacing w:after="100" w:line="288"/>
       </w:pPr>
       <w:r>
-        <w:t xml:space="preserve">Silverman, M. J., Bourdaghs, S., Abbazio, J., &amp; Riegelman, A. (2023). A systematic review of music-induced substance craving. Musicae Scientiae, 27(1). https://doi.org/10.1177/10298649211030314 </w:t>
+        <w:t>Silverman, M. J., Bourdaghs, S., Abbazio, J., &amp; Riegelman, A. (2023). A systematic review of music-induced substance craving. Musicae Scientiae, 27(1). https://doi.org/10.1177/10298649211030314</w:t>
       </w:r>
       <w:r>
         <w:rPr>
           <w:i/>
           <w:iCs/>
         </w:rPr>
-        <w:t>Page range to confirm against publisher record before final submission.</w:t>
+        <w:t xml:space="preserve"> Verified against publisher record.</w:t>
       </w:r>
     </w:p>
     <w:p>
